--- a/Проектирование и разрабботка ИС.docx
+++ b/Проектирование и разрабботка ИС.docx
@@ -926,13 +926,12 @@
               <w:shd w:val="clear" w:color="auto" w:fill="FFFFFF"/>
               <w:suppressAutoHyphens/>
               <w:spacing w:after="0" w:line="240" w:lineRule="auto"/>
-              <w:ind w:left="4820" w:hanging="4894"/>
               <w:jc w:val="both"/>
               <w:rPr>
                 <w:rFonts w:ascii="Times New Roman" w:eastAsia="Times New Roman" w:hAnsi="Times New Roman" w:cs="Times New Roman"/>
                 <w:sz w:val="24"/>
                 <w:szCs w:val="24"/>
-                <w:lang w:eastAsia="ar-SA"/>
+                <w:lang w:val="en-US" w:eastAsia="ar-SA"/>
               </w:rPr>
             </w:pPr>
             <w:r>
@@ -940,9 +939,64 @@
                 <w:rFonts w:ascii="Times New Roman" w:eastAsia="Times New Roman" w:hAnsi="Times New Roman" w:cs="Times New Roman"/>
                 <w:sz w:val="24"/>
                 <w:szCs w:val="24"/>
-                <w:lang w:eastAsia="ar-SA"/>
-              </w:rPr>
-              <w:t>Ученая степень ________________________</w:t>
+                <w:lang w:val="en-US" w:eastAsia="ar-SA"/>
+              </w:rPr>
+              <w:t xml:space="preserve">                           (</w:t>
+            </w:r>
+            <w:proofErr w:type="spellStart"/>
+            <w:r>
+              <w:rPr>
+                <w:rFonts w:ascii="Times New Roman" w:eastAsia="Times New Roman" w:hAnsi="Times New Roman" w:cs="Times New Roman"/>
+                <w:sz w:val="24"/>
+                <w:szCs w:val="24"/>
+                <w:lang w:val="en-US" w:eastAsia="ar-SA"/>
+              </w:rPr>
+              <w:t>подпись</w:t>
+            </w:r>
+            <w:proofErr w:type="spellEnd"/>
+            <w:r>
+              <w:rPr>
+                <w:rFonts w:ascii="Times New Roman" w:eastAsia="Times New Roman" w:hAnsi="Times New Roman" w:cs="Times New Roman"/>
+                <w:sz w:val="24"/>
+                <w:szCs w:val="24"/>
+                <w:lang w:val="en-US" w:eastAsia="ar-SA"/>
+              </w:rPr>
+              <w:t>)</w:t>
+            </w:r>
+          </w:p>
+          <w:p>
+            <w:pPr>
+              <w:shd w:val="clear" w:color="auto" w:fill="FFFFFF"/>
+              <w:suppressAutoHyphens/>
+              <w:spacing w:after="0" w:line="240" w:lineRule="auto"/>
+              <w:jc w:val="both"/>
+              <w:rPr>
+                <w:rFonts w:ascii="Times New Roman" w:eastAsia="Times New Roman" w:hAnsi="Times New Roman" w:cs="Times New Roman"/>
+                <w:b/>
+                <w:sz w:val="24"/>
+                <w:szCs w:val="24"/>
+                <w:lang w:val="en-US" w:eastAsia="ar-SA"/>
+              </w:rPr>
+            </w:pPr>
+            <w:r>
+              <w:rPr>
+                <w:rFonts w:ascii="Times New Roman" w:eastAsia="Times New Roman" w:hAnsi="Times New Roman" w:cs="Times New Roman"/>
+                <w:sz w:val="24"/>
+                <w:szCs w:val="24"/>
+                <w:lang w:val="en-US" w:eastAsia="ar-SA"/>
+              </w:rPr>
+              <w:t>«</w:t>
+            </w:r>
+            <w:r>
+              <w:rPr>
+                <w:rFonts w:ascii="Times New Roman" w:eastAsia="Times New Roman" w:hAnsi="Times New Roman" w:cs="Times New Roman"/>
+                <w:color w:val="000000"/>
+                <w:spacing w:val="-4"/>
+                <w:sz w:val="24"/>
+                <w:szCs w:val="24"/>
+                <w:lang w:val="en-US" w:eastAsia="ar-SA"/>
+              </w:rPr>
+              <w:t>___» _________ 20____г.</w:t>
             </w:r>
           </w:p>
           <w:p>
@@ -954,20 +1008,12 @@
               <w:jc w:val="both"/>
               <w:rPr>
                 <w:rFonts w:ascii="Times New Roman" w:eastAsia="Times New Roman" w:hAnsi="Times New Roman" w:cs="Times New Roman"/>
-                <w:sz w:val="24"/>
-                <w:szCs w:val="24"/>
-                <w:lang w:eastAsia="ar-SA"/>
-              </w:rPr>
-            </w:pPr>
-            <w:r>
-              <w:rPr>
-                <w:rFonts w:ascii="Times New Roman" w:eastAsia="Times New Roman" w:hAnsi="Times New Roman" w:cs="Times New Roman"/>
-                <w:sz w:val="24"/>
-                <w:szCs w:val="24"/>
-                <w:lang w:eastAsia="ar-SA"/>
-              </w:rPr>
-              <w:t>Ученое звание _________________________</w:t>
-            </w:r>
+                <w:b/>
+                <w:sz w:val="24"/>
+                <w:szCs w:val="24"/>
+                <w:lang w:val="en-US" w:eastAsia="ar-SA"/>
+              </w:rPr>
+            </w:pPr>
           </w:p>
           <w:p>
             <w:pPr>
@@ -978,20 +1024,12 @@
               <w:jc w:val="both"/>
               <w:rPr>
                 <w:rFonts w:ascii="Times New Roman" w:eastAsia="Times New Roman" w:hAnsi="Times New Roman" w:cs="Times New Roman"/>
+                <w:b/>
                 <w:sz w:val="24"/>
                 <w:szCs w:val="24"/>
                 <w:lang w:val="en-US" w:eastAsia="ar-SA"/>
               </w:rPr>
             </w:pPr>
-            <w:r>
-              <w:rPr>
-                <w:rFonts w:ascii="Times New Roman" w:eastAsia="Times New Roman" w:hAnsi="Times New Roman" w:cs="Times New Roman"/>
-                <w:sz w:val="24"/>
-                <w:szCs w:val="24"/>
-                <w:lang w:val="en-US" w:eastAsia="ar-SA"/>
-              </w:rPr>
-              <w:t>______________________________________</w:t>
-            </w:r>
           </w:p>
           <w:p>
             <w:pPr>
@@ -1001,75 +1039,12 @@
               <w:jc w:val="both"/>
               <w:rPr>
                 <w:rFonts w:ascii="Times New Roman" w:eastAsia="Times New Roman" w:hAnsi="Times New Roman" w:cs="Times New Roman"/>
-                <w:sz w:val="24"/>
-                <w:szCs w:val="24"/>
-                <w:lang w:val="en-US" w:eastAsia="ar-SA"/>
-              </w:rPr>
-            </w:pPr>
-            <w:r>
-              <w:rPr>
-                <w:rFonts w:ascii="Times New Roman" w:eastAsia="Times New Roman" w:hAnsi="Times New Roman" w:cs="Times New Roman"/>
-                <w:sz w:val="24"/>
-                <w:szCs w:val="24"/>
-                <w:lang w:val="en-US" w:eastAsia="ar-SA"/>
-              </w:rPr>
-              <w:t xml:space="preserve">                           (</w:t>
-            </w:r>
-            <w:proofErr w:type="spellStart"/>
-            <w:r>
-              <w:rPr>
-                <w:rFonts w:ascii="Times New Roman" w:eastAsia="Times New Roman" w:hAnsi="Times New Roman" w:cs="Times New Roman"/>
-                <w:sz w:val="24"/>
-                <w:szCs w:val="24"/>
-                <w:lang w:val="en-US" w:eastAsia="ar-SA"/>
-              </w:rPr>
-              <w:t>подпись</w:t>
-            </w:r>
-            <w:proofErr w:type="spellEnd"/>
-            <w:r>
-              <w:rPr>
-                <w:rFonts w:ascii="Times New Roman" w:eastAsia="Times New Roman" w:hAnsi="Times New Roman" w:cs="Times New Roman"/>
-                <w:sz w:val="24"/>
-                <w:szCs w:val="24"/>
-                <w:lang w:val="en-US" w:eastAsia="ar-SA"/>
-              </w:rPr>
-              <w:t>)</w:t>
-            </w:r>
-          </w:p>
-          <w:p>
-            <w:pPr>
-              <w:shd w:val="clear" w:color="auto" w:fill="FFFFFF"/>
-              <w:suppressAutoHyphens/>
-              <w:spacing w:after="0" w:line="240" w:lineRule="auto"/>
-              <w:jc w:val="both"/>
-              <w:rPr>
-                <w:rFonts w:ascii="Times New Roman" w:eastAsia="Times New Roman" w:hAnsi="Times New Roman" w:cs="Times New Roman"/>
                 <w:b/>
                 <w:sz w:val="24"/>
                 <w:szCs w:val="24"/>
-                <w:lang w:val="en-US" w:eastAsia="ar-SA"/>
-              </w:rPr>
-            </w:pPr>
-            <w:r>
-              <w:rPr>
-                <w:rFonts w:ascii="Times New Roman" w:eastAsia="Times New Roman" w:hAnsi="Times New Roman" w:cs="Times New Roman"/>
-                <w:sz w:val="24"/>
-                <w:szCs w:val="24"/>
-                <w:lang w:val="en-US" w:eastAsia="ar-SA"/>
-              </w:rPr>
-              <w:t>«</w:t>
-            </w:r>
-            <w:r>
-              <w:rPr>
-                <w:rFonts w:ascii="Times New Roman" w:eastAsia="Times New Roman" w:hAnsi="Times New Roman" w:cs="Times New Roman"/>
-                <w:color w:val="000000"/>
-                <w:spacing w:val="-4"/>
-                <w:sz w:val="24"/>
-                <w:szCs w:val="24"/>
-                <w:lang w:val="en-US" w:eastAsia="ar-SA"/>
-              </w:rPr>
-              <w:t>___» _________ 20____г.</w:t>
-            </w:r>
+                <w:lang w:eastAsia="ar-SA"/>
+              </w:rPr>
+            </w:pPr>
           </w:p>
           <w:p>
             <w:pPr>
@@ -1108,13 +1083,14 @@
               <w:shd w:val="clear" w:color="auto" w:fill="FFFFFF"/>
               <w:suppressAutoHyphens/>
               <w:spacing w:after="0" w:line="240" w:lineRule="auto"/>
+              <w:ind w:left="4820" w:hanging="4894"/>
               <w:jc w:val="both"/>
               <w:rPr>
                 <w:rFonts w:ascii="Times New Roman" w:eastAsia="Times New Roman" w:hAnsi="Times New Roman" w:cs="Times New Roman"/>
                 <w:b/>
                 <w:sz w:val="24"/>
                 <w:szCs w:val="24"/>
-                <w:lang w:eastAsia="ar-SA"/>
+                <w:lang w:val="en-US" w:eastAsia="ar-SA"/>
               </w:rPr>
             </w:pPr>
           </w:p>
@@ -1155,7 +1131,6 @@
               <w:shd w:val="clear" w:color="auto" w:fill="FFFFFF"/>
               <w:suppressAutoHyphens/>
               <w:spacing w:after="0" w:line="240" w:lineRule="auto"/>
-              <w:ind w:left="4820" w:hanging="4894"/>
               <w:jc w:val="both"/>
               <w:rPr>
                 <w:rFonts w:ascii="Times New Roman" w:eastAsia="Times New Roman" w:hAnsi="Times New Roman" w:cs="Times New Roman"/>
@@ -1235,6 +1210,26 @@
           <w:lang w:eastAsia="ar-SA"/>
         </w:rPr>
         <w:t>6</w:t>
+      </w:r>
+    </w:p>
+    <w:p>
+      <w:pPr>
+        <w:spacing w:after="360"/>
+        <w:jc w:val="center"/>
+        <w:rPr>
+          <w:rFonts w:ascii="Times New Roman" w:hAnsi="Times New Roman" w:cs="Times New Roman"/>
+          <w:sz w:val="28"/>
+          <w:szCs w:val="28"/>
+        </w:rPr>
+      </w:pPr>
+      <w:r>
+        <w:rPr>
+          <w:rFonts w:ascii="Times New Roman" w:hAnsi="Times New Roman" w:cs="Times New Roman"/>
+          <w:sz w:val="28"/>
+          <w:szCs w:val="28"/>
+        </w:rPr>
+        <w:lastRenderedPageBreak/>
+        <w:t>Содержание</w:t>
       </w:r>
     </w:p>
     <w:tbl>
@@ -1273,7 +1268,6 @@
                 <w:szCs w:val="24"/>
                 <w:lang w:eastAsia="ar-SA"/>
               </w:rPr>
-              <w:lastRenderedPageBreak/>
               <w:br w:type="page"/>
             </w:r>
             <w:r>
